--- a/FASE 2/EVIDENCIAS PROYECTO/EVIDENCIAS DE DOCUMENTACION/1- Inicio del proyecto/1- Alcance CultureGo.docx
+++ b/FASE 2/EVIDENCIAS PROYECTO/EVIDENCIAS DE DOCUMENTACION/1- Inicio del proyecto/1- Alcance CultureGo.docx
@@ -454,7 +454,7 @@
                 <w:szCs w:val="19"/>
                 <w:rtl w:val="0"/>
               </w:rPr>
-              <w:t xml:space="preserve">1.1</w:t>
+              <w:t xml:space="preserve">1.2</w:t>
             </w:r>
             <w:r>
               <w:rPr>
@@ -1049,7 +1049,7 @@
                 <w:szCs w:val="19"/>
                 <w:rtl w:val="0"/>
               </w:rPr>
-              <w:t xml:space="preserve">Predictivo, con control por hitos</w:t>
+              <w:t xml:space="preserve">Tradicional en cascada (predictivo), con control por hitos</w:t>
             </w:r>
             <w:r>
               <w:rPr>
@@ -3023,7 +3023,7 @@
           <w:vertAlign w:val="baseline"/>
           <w:rtl w:val="0"/>
         </w:rPr>
-        <w:t xml:space="preserve">Especificación de Requisitos de Software CultureGo, según IEEE 830 (RF-01 a RF-27, RNF-01 a RNF-15, RN-01 a RN-14).</w:t>
+        <w:t xml:space="preserve">Especificación de Requisitos de Software CultureGo, según IEEE 830 v2.0 (RF-01 a RF-34, RNF-01 a RNF-15 sin RNF-11 ni RNF-14, y RN-01 a RN-15).</w:t>
       </w:r>
     </w:p>
     <w:p>
@@ -3326,7 +3326,7 @@
           <w:rFonts w:ascii="Calibri" w:cs="Calibri" w:eastAsia="Calibri" w:hAnsi="Calibri"/>
           <w:rtl w:val="0"/>
         </w:rPr>
-        <w:t xml:space="preserve">La información sobre los atractivos turísticos y culturales de Santiago existe, pero está dispersa en sitios web extensos, poco optimizados para el teléfono y sin una estructura resumida que permita consultarla en el momento en que se necesita. En 2025 más de 2,1 millones de turistas visitaron Chile, con Santiago como principal destino, y a ellos se suman los residentes que desconocen buena parte del patrimonio de su propia ciudad, especialmente los sitios de menor visibilidad.</w:t>
+        <w:t xml:space="preserve">La información sobre los atractivos turísticos y culturales de Santiago existe, pero está dispersa en sitios web extensos, poco optimizados para el teléfono y sin una estructura resumida que permita consultarla en el momento en que se necesita. En 2025 Chile recibió 6.004.567 turistas extranjeros, la cifra más alta desde 2017 (Subsecretaría de Turismo, 2026), con Santiago como principal destino, y a ellos se suman los residentes que desconocen buena parte del patrimonio de su propia ciudad, especialmente los sitios de menor visibilidad.</w:t>
       </w:r>
       <w:r>
         <w:rPr>
@@ -4449,46 +4449,46 @@
                 <w:szCs w:val="19"/>
                 <w:rtl w:val="0"/>
               </w:rPr>
-              <w:t xml:space="preserve">Registro, inicio de sesión, recuperación y restablecimiento de contraseña, aceptación de Términos y Condiciones y eliminación de cuenta.</w:t>
-            </w:r>
-            <w:r>
-              <w:rPr>
-                <w:rtl w:val="0"/>
-              </w:rPr>
-            </w:r>
-          </w:p>
-        </w:tc>
-        <w:tc>
-          <w:tcPr>
-            <w:tcBorders>
-              <w:top w:color="bfbfbf" w:space="0" w:sz="4" w:val="single"/>
-              <w:left w:color="bfbfbf" w:space="0" w:sz="4" w:val="single"/>
-              <w:bottom w:color="bfbfbf" w:space="0" w:sz="4" w:val="single"/>
-              <w:right w:color="bfbfbf" w:space="0" w:sz="4" w:val="single"/>
-            </w:tcBorders>
-            <w:tcMar>
-              <w:top w:w="70.0" w:type="dxa"/>
-              <w:left w:w="110.0" w:type="dxa"/>
-              <w:bottom w:w="70.0" w:type="dxa"/>
-              <w:right w:w="110.0" w:type="dxa"/>
-            </w:tcMar>
-          </w:tcPr>
-          <w:p>
-            <w:pPr>
-              <w:spacing w:after="20" w:lineRule="auto"/>
-              <w:jc w:val="left"/>
-              <w:rPr/>
-            </w:pPr>
-            <w:r>
-              <w:rPr>
-                <w:rFonts w:ascii="Calibri" w:cs="Calibri" w:eastAsia="Calibri" w:hAnsi="Calibri"/>
-                <w:b w:val="0"/>
-                <w:bCs w:val="0"/>
-                <w:sz w:val="19"/>
-                <w:szCs w:val="19"/>
-                <w:rtl w:val="0"/>
-              </w:rPr>
-              <w:t xml:space="preserve">RF-01, RF-02 / RF-13, RF-21, RF-22</w:t>
+              <w:t xml:space="preserve">Registro, inicio y cierre de sesión, recuperación, restablecimiento y cambio de contraseña, aceptación de Términos y Condiciones y eliminación de cuenta.</w:t>
+            </w:r>
+            <w:r>
+              <w:rPr>
+                <w:rtl w:val="0"/>
+              </w:rPr>
+            </w:r>
+          </w:p>
+        </w:tc>
+        <w:tc>
+          <w:tcPr>
+            <w:tcBorders>
+              <w:top w:color="bfbfbf" w:space="0" w:sz="4" w:val="single"/>
+              <w:left w:color="bfbfbf" w:space="0" w:sz="4" w:val="single"/>
+              <w:bottom w:color="bfbfbf" w:space="0" w:sz="4" w:val="single"/>
+              <w:right w:color="bfbfbf" w:space="0" w:sz="4" w:val="single"/>
+            </w:tcBorders>
+            <w:tcMar>
+              <w:top w:w="70.0" w:type="dxa"/>
+              <w:left w:w="110.0" w:type="dxa"/>
+              <w:bottom w:w="70.0" w:type="dxa"/>
+              <w:right w:w="110.0" w:type="dxa"/>
+            </w:tcMar>
+          </w:tcPr>
+          <w:p>
+            <w:pPr>
+              <w:spacing w:after="20" w:lineRule="auto"/>
+              <w:jc w:val="left"/>
+              <w:rPr/>
+            </w:pPr>
+            <w:r>
+              <w:rPr>
+                <w:rFonts w:ascii="Calibri" w:cs="Calibri" w:eastAsia="Calibri" w:hAnsi="Calibri"/>
+                <w:b w:val="0"/>
+                <w:bCs w:val="0"/>
+                <w:sz w:val="19"/>
+                <w:szCs w:val="19"/>
+                <w:rtl w:val="0"/>
+              </w:rPr>
+              <w:t xml:space="preserve">RF-01, RF-02 / RF-13, RF-21, RF-22, RF-32, RF-33</w:t>
             </w:r>
             <w:r>
               <w:rPr>
@@ -4612,85 +4612,85 @@
                 <w:szCs w:val="19"/>
                 <w:rtl w:val="0"/>
               </w:rPr>
-              <w:t xml:space="preserve">Listado de atractivos con nombre, tipo, comuna y gratuidad; filtros por tipo, comuna y gratuidad; ficha de detalle.</w:t>
-            </w:r>
-            <w:r>
-              <w:rPr>
-                <w:rtl w:val="0"/>
-              </w:rPr>
-            </w:r>
-          </w:p>
-        </w:tc>
-        <w:tc>
-          <w:tcPr>
-            <w:tcBorders>
-              <w:top w:color="bfbfbf" w:space="0" w:sz="4" w:val="single"/>
-              <w:left w:color="bfbfbf" w:space="0" w:sz="4" w:val="single"/>
-              <w:bottom w:color="bfbfbf" w:space="0" w:sz="4" w:val="single"/>
-              <w:right w:color="bfbfbf" w:space="0" w:sz="4" w:val="single"/>
-            </w:tcBorders>
-            <w:tcMar>
-              <w:top w:w="70.0" w:type="dxa"/>
-              <w:left w:w="110.0" w:type="dxa"/>
-              <w:bottom w:w="70.0" w:type="dxa"/>
-              <w:right w:w="110.0" w:type="dxa"/>
-            </w:tcMar>
-          </w:tcPr>
-          <w:p>
-            <w:pPr>
-              <w:spacing w:after="20" w:lineRule="auto"/>
-              <w:jc w:val="left"/>
-              <w:rPr/>
-            </w:pPr>
-            <w:r>
-              <w:rPr>
-                <w:rFonts w:ascii="Calibri" w:cs="Calibri" w:eastAsia="Calibri" w:hAnsi="Calibri"/>
-                <w:b w:val="0"/>
-                <w:bCs w:val="0"/>
-                <w:sz w:val="19"/>
-                <w:szCs w:val="19"/>
-                <w:rtl w:val="0"/>
-              </w:rPr>
-              <w:t xml:space="preserve">RF-04 a RF-07</w:t>
-            </w:r>
-            <w:r>
-              <w:rPr>
-                <w:rtl w:val="0"/>
-              </w:rPr>
-            </w:r>
-          </w:p>
-        </w:tc>
-        <w:tc>
-          <w:tcPr>
-            <w:tcBorders>
-              <w:top w:color="bfbfbf" w:space="0" w:sz="4" w:val="single"/>
-              <w:left w:color="bfbfbf" w:space="0" w:sz="4" w:val="single"/>
-              <w:bottom w:color="bfbfbf" w:space="0" w:sz="4" w:val="single"/>
-              <w:right w:color="bfbfbf" w:space="0" w:sz="4" w:val="single"/>
-            </w:tcBorders>
-            <w:tcMar>
-              <w:top w:w="70.0" w:type="dxa"/>
-              <w:left w:w="110.0" w:type="dxa"/>
-              <w:bottom w:w="70.0" w:type="dxa"/>
-              <w:right w:w="110.0" w:type="dxa"/>
-            </w:tcMar>
-          </w:tcPr>
-          <w:p>
-            <w:pPr>
-              <w:spacing w:after="20" w:lineRule="auto"/>
-              <w:jc w:val="left"/>
-              <w:rPr/>
-            </w:pPr>
-            <w:r>
-              <w:rPr>
-                <w:rFonts w:ascii="Calibri" w:cs="Calibri" w:eastAsia="Calibri" w:hAnsi="Calibri"/>
-                <w:b w:val="0"/>
-                <w:bCs w:val="0"/>
-                <w:sz w:val="19"/>
-                <w:szCs w:val="19"/>
-                <w:rtl w:val="0"/>
-              </w:rPr>
-              <w:t xml:space="preserve">MVP</w:t>
+              <w:t xml:space="preserve">Listado de atractivos con nombre, tipo, comuna y gratuidad; filtros por tipo, comuna y gratuidad; búsqueda por nombre; ficha de detalle con reseñas de los usuarios.</w:t>
+            </w:r>
+            <w:r>
+              <w:rPr>
+                <w:rtl w:val="0"/>
+              </w:rPr>
+            </w:r>
+          </w:p>
+        </w:tc>
+        <w:tc>
+          <w:tcPr>
+            <w:tcBorders>
+              <w:top w:color="bfbfbf" w:space="0" w:sz="4" w:val="single"/>
+              <w:left w:color="bfbfbf" w:space="0" w:sz="4" w:val="single"/>
+              <w:bottom w:color="bfbfbf" w:space="0" w:sz="4" w:val="single"/>
+              <w:right w:color="bfbfbf" w:space="0" w:sz="4" w:val="single"/>
+            </w:tcBorders>
+            <w:tcMar>
+              <w:top w:w="70.0" w:type="dxa"/>
+              <w:left w:w="110.0" w:type="dxa"/>
+              <w:bottom w:w="70.0" w:type="dxa"/>
+              <w:right w:w="110.0" w:type="dxa"/>
+            </w:tcMar>
+          </w:tcPr>
+          <w:p>
+            <w:pPr>
+              <w:spacing w:after="20" w:lineRule="auto"/>
+              <w:jc w:val="left"/>
+              <w:rPr/>
+            </w:pPr>
+            <w:r>
+              <w:rPr>
+                <w:rFonts w:ascii="Calibri" w:cs="Calibri" w:eastAsia="Calibri" w:hAnsi="Calibri"/>
+                <w:b w:val="0"/>
+                <w:bCs w:val="0"/>
+                <w:sz w:val="19"/>
+                <w:szCs w:val="19"/>
+                <w:rtl w:val="0"/>
+              </w:rPr>
+              <w:t xml:space="preserve">RF-04 a RF-07 / RF-28, RF-30</w:t>
+            </w:r>
+            <w:r>
+              <w:rPr>
+                <w:rtl w:val="0"/>
+              </w:rPr>
+            </w:r>
+          </w:p>
+        </w:tc>
+        <w:tc>
+          <w:tcPr>
+            <w:tcBorders>
+              <w:top w:color="bfbfbf" w:space="0" w:sz="4" w:val="single"/>
+              <w:left w:color="bfbfbf" w:space="0" w:sz="4" w:val="single"/>
+              <w:bottom w:color="bfbfbf" w:space="0" w:sz="4" w:val="single"/>
+              <w:right w:color="bfbfbf" w:space="0" w:sz="4" w:val="single"/>
+            </w:tcBorders>
+            <w:tcMar>
+              <w:top w:w="70.0" w:type="dxa"/>
+              <w:left w:w="110.0" w:type="dxa"/>
+              <w:bottom w:w="70.0" w:type="dxa"/>
+              <w:right w:w="110.0" w:type="dxa"/>
+            </w:tcMar>
+          </w:tcPr>
+          <w:p>
+            <w:pPr>
+              <w:spacing w:after="20" w:lineRule="auto"/>
+              <w:jc w:val="left"/>
+              <w:rPr/>
+            </w:pPr>
+            <w:r>
+              <w:rPr>
+                <w:rFonts w:ascii="Calibri" w:cs="Calibri" w:eastAsia="Calibri" w:hAnsi="Calibri"/>
+                <w:b w:val="0"/>
+                <w:bCs w:val="0"/>
+                <w:sz w:val="19"/>
+                <w:szCs w:val="19"/>
+                <w:rtl w:val="0"/>
+              </w:rPr>
+              <w:t xml:space="preserve">MVP / Ampliación</w:t>
             </w:r>
             <w:r>
               <w:rPr>
@@ -4775,85 +4775,85 @@
                 <w:szCs w:val="19"/>
                 <w:rtl w:val="0"/>
               </w:rPr>
-              <w:t xml:space="preserve">Marcadores geolocalizados diferenciados por categoría y filtrado con los mismos criterios del catálogo.</w:t>
-            </w:r>
-            <w:r>
-              <w:rPr>
-                <w:rtl w:val="0"/>
-              </w:rPr>
-            </w:r>
-          </w:p>
-        </w:tc>
-        <w:tc>
-          <w:tcPr>
-            <w:tcBorders>
-              <w:top w:color="bfbfbf" w:space="0" w:sz="4" w:val="single"/>
-              <w:left w:color="bfbfbf" w:space="0" w:sz="4" w:val="single"/>
-              <w:bottom w:color="bfbfbf" w:space="0" w:sz="4" w:val="single"/>
-              <w:right w:color="bfbfbf" w:space="0" w:sz="4" w:val="single"/>
-            </w:tcBorders>
-            <w:tcMar>
-              <w:top w:w="70.0" w:type="dxa"/>
-              <w:left w:w="110.0" w:type="dxa"/>
-              <w:bottom w:w="70.0" w:type="dxa"/>
-              <w:right w:w="110.0" w:type="dxa"/>
-            </w:tcMar>
-          </w:tcPr>
-          <w:p>
-            <w:pPr>
-              <w:spacing w:after="20" w:lineRule="auto"/>
-              <w:jc w:val="left"/>
-              <w:rPr/>
-            </w:pPr>
-            <w:r>
-              <w:rPr>
-                <w:rFonts w:ascii="Calibri" w:cs="Calibri" w:eastAsia="Calibri" w:hAnsi="Calibri"/>
-                <w:b w:val="0"/>
-                <w:bCs w:val="0"/>
-                <w:sz w:val="19"/>
-                <w:szCs w:val="19"/>
-                <w:rtl w:val="0"/>
-              </w:rPr>
-              <w:t xml:space="preserve">RF-08, RF-09</w:t>
-            </w:r>
-            <w:r>
-              <w:rPr>
-                <w:rtl w:val="0"/>
-              </w:rPr>
-            </w:r>
-          </w:p>
-        </w:tc>
-        <w:tc>
-          <w:tcPr>
-            <w:tcBorders>
-              <w:top w:color="bfbfbf" w:space="0" w:sz="4" w:val="single"/>
-              <w:left w:color="bfbfbf" w:space="0" w:sz="4" w:val="single"/>
-              <w:bottom w:color="bfbfbf" w:space="0" w:sz="4" w:val="single"/>
-              <w:right w:color="bfbfbf" w:space="0" w:sz="4" w:val="single"/>
-            </w:tcBorders>
-            <w:tcMar>
-              <w:top w:w="70.0" w:type="dxa"/>
-              <w:left w:w="110.0" w:type="dxa"/>
-              <w:bottom w:w="70.0" w:type="dxa"/>
-              <w:right w:w="110.0" w:type="dxa"/>
-            </w:tcMar>
-          </w:tcPr>
-          <w:p>
-            <w:pPr>
-              <w:spacing w:after="20" w:lineRule="auto"/>
-              <w:jc w:val="left"/>
-              <w:rPr/>
-            </w:pPr>
-            <w:r>
-              <w:rPr>
-                <w:rFonts w:ascii="Calibri" w:cs="Calibri" w:eastAsia="Calibri" w:hAnsi="Calibri"/>
-                <w:b w:val="0"/>
-                <w:bCs w:val="0"/>
-                <w:sz w:val="19"/>
-                <w:szCs w:val="19"/>
-                <w:rtl w:val="0"/>
-              </w:rPr>
-              <w:t xml:space="preserve">MVP</w:t>
+              <w:t xml:space="preserve">Marcadores geolocalizados diferenciados por categoría, filtrado con los mismos criterios del catálogo y vista de lugares cercanos (Cerca de mí).</w:t>
+            </w:r>
+            <w:r>
+              <w:rPr>
+                <w:rtl w:val="0"/>
+              </w:rPr>
+            </w:r>
+          </w:p>
+        </w:tc>
+        <w:tc>
+          <w:tcPr>
+            <w:tcBorders>
+              <w:top w:color="bfbfbf" w:space="0" w:sz="4" w:val="single"/>
+              <w:left w:color="bfbfbf" w:space="0" w:sz="4" w:val="single"/>
+              <w:bottom w:color="bfbfbf" w:space="0" w:sz="4" w:val="single"/>
+              <w:right w:color="bfbfbf" w:space="0" w:sz="4" w:val="single"/>
+            </w:tcBorders>
+            <w:tcMar>
+              <w:top w:w="70.0" w:type="dxa"/>
+              <w:left w:w="110.0" w:type="dxa"/>
+              <w:bottom w:w="70.0" w:type="dxa"/>
+              <w:right w:w="110.0" w:type="dxa"/>
+            </w:tcMar>
+          </w:tcPr>
+          <w:p>
+            <w:pPr>
+              <w:spacing w:after="20" w:lineRule="auto"/>
+              <w:jc w:val="left"/>
+              <w:rPr/>
+            </w:pPr>
+            <w:r>
+              <w:rPr>
+                <w:rFonts w:ascii="Calibri" w:cs="Calibri" w:eastAsia="Calibri" w:hAnsi="Calibri"/>
+                <w:b w:val="0"/>
+                <w:bCs w:val="0"/>
+                <w:sz w:val="19"/>
+                <w:szCs w:val="19"/>
+                <w:rtl w:val="0"/>
+              </w:rPr>
+              <w:t xml:space="preserve">RF-08, RF-09 / RF-31</w:t>
+            </w:r>
+            <w:r>
+              <w:rPr>
+                <w:rtl w:val="0"/>
+              </w:rPr>
+            </w:r>
+          </w:p>
+        </w:tc>
+        <w:tc>
+          <w:tcPr>
+            <w:tcBorders>
+              <w:top w:color="bfbfbf" w:space="0" w:sz="4" w:val="single"/>
+              <w:left w:color="bfbfbf" w:space="0" w:sz="4" w:val="single"/>
+              <w:bottom w:color="bfbfbf" w:space="0" w:sz="4" w:val="single"/>
+              <w:right w:color="bfbfbf" w:space="0" w:sz="4" w:val="single"/>
+            </w:tcBorders>
+            <w:tcMar>
+              <w:top w:w="70.0" w:type="dxa"/>
+              <w:left w:w="110.0" w:type="dxa"/>
+              <w:bottom w:w="70.0" w:type="dxa"/>
+              <w:right w:w="110.0" w:type="dxa"/>
+            </w:tcMar>
+          </w:tcPr>
+          <w:p>
+            <w:pPr>
+              <w:spacing w:after="20" w:lineRule="auto"/>
+              <w:jc w:val="left"/>
+              <w:rPr/>
+            </w:pPr>
+            <w:r>
+              <w:rPr>
+                <w:rFonts w:ascii="Calibri" w:cs="Calibri" w:eastAsia="Calibri" w:hAnsi="Calibri"/>
+                <w:b w:val="0"/>
+                <w:bCs w:val="0"/>
+                <w:sz w:val="19"/>
+                <w:szCs w:val="19"/>
+                <w:rtl w:val="0"/>
+              </w:rPr>
+              <w:t xml:space="preserve">MVP / Ampliación</w:t>
             </w:r>
             <w:r>
               <w:rPr>
@@ -5101,46 +5101,46 @@
                 <w:szCs w:val="19"/>
                 <w:rtl w:val="0"/>
               </w:rPr>
-              <w:t xml:space="preserve">Edición del perfil básico y configuración de la cuenta.</w:t>
-            </w:r>
-            <w:r>
-              <w:rPr>
-                <w:rtl w:val="0"/>
-              </w:rPr>
-            </w:r>
-          </w:p>
-        </w:tc>
-        <w:tc>
-          <w:tcPr>
-            <w:tcBorders>
-              <w:top w:color="bfbfbf" w:space="0" w:sz="4" w:val="single"/>
-              <w:left w:color="bfbfbf" w:space="0" w:sz="4" w:val="single"/>
-              <w:bottom w:color="bfbfbf" w:space="0" w:sz="4" w:val="single"/>
-              <w:right w:color="bfbfbf" w:space="0" w:sz="4" w:val="single"/>
-            </w:tcBorders>
-            <w:tcMar>
-              <w:top w:w="70.0" w:type="dxa"/>
-              <w:left w:w="110.0" w:type="dxa"/>
-              <w:bottom w:w="70.0" w:type="dxa"/>
-              <w:right w:w="110.0" w:type="dxa"/>
-            </w:tcMar>
-          </w:tcPr>
-          <w:p>
-            <w:pPr>
-              <w:spacing w:after="20" w:lineRule="auto"/>
-              <w:jc w:val="left"/>
-              <w:rPr/>
-            </w:pPr>
-            <w:r>
-              <w:rPr>
-                <w:rFonts w:ascii="Calibri" w:cs="Calibri" w:eastAsia="Calibri" w:hAnsi="Calibri"/>
-                <w:b w:val="0"/>
-                <w:bCs w:val="0"/>
-                <w:sz w:val="19"/>
-                <w:szCs w:val="19"/>
-                <w:rtl w:val="0"/>
-              </w:rPr>
-              <w:t xml:space="preserve">RF-03 / RF-20</w:t>
+              <w:t xml:space="preserve">Edición del perfil básico, configuración de la cuenta y modo oscuro.</w:t>
+            </w:r>
+            <w:r>
+              <w:rPr>
+                <w:rtl w:val="0"/>
+              </w:rPr>
+            </w:r>
+          </w:p>
+        </w:tc>
+        <w:tc>
+          <w:tcPr>
+            <w:tcBorders>
+              <w:top w:color="bfbfbf" w:space="0" w:sz="4" w:val="single"/>
+              <w:left w:color="bfbfbf" w:space="0" w:sz="4" w:val="single"/>
+              <w:bottom w:color="bfbfbf" w:space="0" w:sz="4" w:val="single"/>
+              <w:right w:color="bfbfbf" w:space="0" w:sz="4" w:val="single"/>
+            </w:tcBorders>
+            <w:tcMar>
+              <w:top w:w="70.0" w:type="dxa"/>
+              <w:left w:w="110.0" w:type="dxa"/>
+              <w:bottom w:w="70.0" w:type="dxa"/>
+              <w:right w:w="110.0" w:type="dxa"/>
+            </w:tcMar>
+          </w:tcPr>
+          <w:p>
+            <w:pPr>
+              <w:spacing w:after="20" w:lineRule="auto"/>
+              <w:jc w:val="left"/>
+              <w:rPr/>
+            </w:pPr>
+            <w:r>
+              <w:rPr>
+                <w:rFonts w:ascii="Calibri" w:cs="Calibri" w:eastAsia="Calibri" w:hAnsi="Calibri"/>
+                <w:b w:val="0"/>
+                <w:bCs w:val="0"/>
+                <w:sz w:val="19"/>
+                <w:szCs w:val="19"/>
+                <w:rtl w:val="0"/>
+              </w:rPr>
+              <w:t xml:space="preserve">RF-03 / RF-20, RF-34</w:t>
             </w:r>
             <w:r>
               <w:rPr>
@@ -5427,46 +5427,46 @@
                 <w:szCs w:val="19"/>
                 <w:rtl w:val="0"/>
               </w:rPr>
-              <w:t xml:space="preserve">Acceso restringido por rol, CRUD de lugares con carga de imagen, gestión de reportes, revisión de sugerencias y gestión de usuarios y roles.</w:t>
-            </w:r>
-            <w:r>
-              <w:rPr>
-                <w:rtl w:val="0"/>
-              </w:rPr>
-            </w:r>
-          </w:p>
-        </w:tc>
-        <w:tc>
-          <w:tcPr>
-            <w:tcBorders>
-              <w:top w:color="bfbfbf" w:space="0" w:sz="4" w:val="single"/>
-              <w:left w:color="bfbfbf" w:space="0" w:sz="4" w:val="single"/>
-              <w:bottom w:color="bfbfbf" w:space="0" w:sz="4" w:val="single"/>
-              <w:right w:color="bfbfbf" w:space="0" w:sz="4" w:val="single"/>
-            </w:tcBorders>
-            <w:tcMar>
-              <w:top w:w="70.0" w:type="dxa"/>
-              <w:left w:w="110.0" w:type="dxa"/>
-              <w:bottom w:w="70.0" w:type="dxa"/>
-              <w:right w:w="110.0" w:type="dxa"/>
-            </w:tcMar>
-          </w:tcPr>
-          <w:p>
-            <w:pPr>
-              <w:spacing w:after="20" w:lineRule="auto"/>
-              <w:jc w:val="left"/>
-              <w:rPr/>
-            </w:pPr>
-            <w:r>
-              <w:rPr>
-                <w:rFonts w:ascii="Calibri" w:cs="Calibri" w:eastAsia="Calibri" w:hAnsi="Calibri"/>
-                <w:b w:val="0"/>
-                <w:bCs w:val="0"/>
-                <w:sz w:val="19"/>
-                <w:szCs w:val="19"/>
-                <w:rtl w:val="0"/>
-              </w:rPr>
-              <w:t xml:space="preserve">RF-10, RF-11 / RF-23 a RF-25</w:t>
+              <w:t xml:space="preserve">Acceso restringido por rol, CRUD de lugares con carga de imagen, gestión de reportes, revisión de sugerencias, moderación de reseñas y gestión de usuarios y roles.</w:t>
+            </w:r>
+            <w:r>
+              <w:rPr>
+                <w:rtl w:val="0"/>
+              </w:rPr>
+            </w:r>
+          </w:p>
+        </w:tc>
+        <w:tc>
+          <w:tcPr>
+            <w:tcBorders>
+              <w:top w:color="bfbfbf" w:space="0" w:sz="4" w:val="single"/>
+              <w:left w:color="bfbfbf" w:space="0" w:sz="4" w:val="single"/>
+              <w:bottom w:color="bfbfbf" w:space="0" w:sz="4" w:val="single"/>
+              <w:right w:color="bfbfbf" w:space="0" w:sz="4" w:val="single"/>
+            </w:tcBorders>
+            <w:tcMar>
+              <w:top w:w="70.0" w:type="dxa"/>
+              <w:left w:w="110.0" w:type="dxa"/>
+              <w:bottom w:w="70.0" w:type="dxa"/>
+              <w:right w:w="110.0" w:type="dxa"/>
+            </w:tcMar>
+          </w:tcPr>
+          <w:p>
+            <w:pPr>
+              <w:spacing w:after="20" w:lineRule="auto"/>
+              <w:jc w:val="left"/>
+              <w:rPr/>
+            </w:pPr>
+            <w:r>
+              <w:rPr>
+                <w:rFonts w:ascii="Calibri" w:cs="Calibri" w:eastAsia="Calibri" w:hAnsi="Calibri"/>
+                <w:b w:val="0"/>
+                <w:bCs w:val="0"/>
+                <w:sz w:val="19"/>
+                <w:szCs w:val="19"/>
+                <w:rtl w:val="0"/>
+              </w:rPr>
+              <w:t xml:space="preserve">RF-10, RF-11 / RF-23 a RF-25, RF-29</w:t>
             </w:r>
             <w:r>
               <w:rPr>
@@ -5857,6 +5857,49 @@
     </w:p>
     <w:p>
       <w:pPr>
+        <w:keepNext w:val="0"/>
+        <w:keepLines w:val="0"/>
+        <w:pageBreakBefore w:val="0"/>
+        <w:widowControl w:val="1"/>
+        <w:numPr>
+          <w:ilvl w:val="0"/>
+          <w:numId w:val="1"/>
+        </w:numPr>
+        <w:pBdr>
+          <w:top w:space="0" w:sz="0" w:val="nil"/>
+          <w:left w:space="0" w:sz="0" w:val="nil"/>
+          <w:bottom w:space="0" w:sz="0" w:val="nil"/>
+          <w:right w:space="0" w:sz="0" w:val="nil"/>
+          <w:between w:space="0" w:sz="0" w:val="nil"/>
+        </w:pBdr>
+        <w:shd w:fill="auto" w:val="clear"/>
+        <w:spacing w:after="80" w:before="0" w:line="276" w:lineRule="auto"/>
+        <w:ind w:left="720" w:right="0" w:hanging="360"/>
+        <w:jc w:val="both"/>
+        <w:rPr/>
+      </w:pPr>
+      <w:r>
+        <w:rPr>
+          <w:rFonts w:ascii="Calibri" w:cs="Calibri" w:eastAsia="Calibri" w:hAnsi="Calibri"/>
+          <w:b w:val="0"/>
+          <w:bCs w:val="0"/>
+          <w:i w:val="0"/>
+          <w:iCs w:val="0"/>
+          <w:smallCaps w:val="0"/>
+          <w:strike w:val="0"/>
+          <w:color w:val="000000"/>
+          <w:sz w:val="22"/>
+          <w:szCs w:val="22"/>
+          <w:u w:val="none"/>
+          <w:shd w:fill="auto" w:val="clear"/>
+          <w:vertAlign w:val="baseline"/>
+          <w:rtl w:val="0"/>
+        </w:rPr>
+        <w:t xml:space="preserve">Cambio de contraseña con la sesión activa y cierre de sesión (RF-32, RF-33).</w:t>
+      </w:r>
+    </w:p>
+    <w:p>
+      <w:pPr>
         <w:pStyle w:val="Heading3"/>
         <w:rPr/>
       </w:pPr>
@@ -5913,7 +5956,7 @@
           <w:vertAlign w:val="baseline"/>
           <w:rtl w:val="0"/>
         </w:rPr>
-        <w:t xml:space="preserve">Pantalla de Inicio con saludo, buscador, accesos rápidos por categoría, recomendaciones y acceso al mapa; el catálogo completo es una vista independiente.</w:t>
+        <w:t xml:space="preserve">Pantalla de Inicio con saludo, buscador, accesos rápidos por categoría, una selección de lugares destacados y acceso al mapa; el catálogo completo es una vista independiente.</w:t>
       </w:r>
     </w:p>
     <w:p>
@@ -5999,6 +6042,49 @@
           <w:vertAlign w:val="baseline"/>
           <w:rtl w:val="0"/>
         </w:rPr>
+        <w:t xml:space="preserve">Búsqueda de lugares por nombre desde Inicio y desde el catálogo (RF-30).</w:t>
+      </w:r>
+    </w:p>
+    <w:p>
+      <w:pPr>
+        <w:keepNext w:val="0"/>
+        <w:keepLines w:val="0"/>
+        <w:pageBreakBefore w:val="0"/>
+        <w:widowControl w:val="1"/>
+        <w:numPr>
+          <w:ilvl w:val="0"/>
+          <w:numId w:val="1"/>
+        </w:numPr>
+        <w:pBdr>
+          <w:top w:space="0" w:sz="0" w:val="nil"/>
+          <w:left w:space="0" w:sz="0" w:val="nil"/>
+          <w:bottom w:space="0" w:sz="0" w:val="nil"/>
+          <w:right w:space="0" w:sz="0" w:val="nil"/>
+          <w:between w:space="0" w:sz="0" w:val="nil"/>
+        </w:pBdr>
+        <w:shd w:fill="auto" w:val="clear"/>
+        <w:spacing w:after="80" w:before="0" w:line="276" w:lineRule="auto"/>
+        <w:ind w:left="720" w:right="0" w:hanging="360"/>
+        <w:jc w:val="both"/>
+        <w:rPr/>
+      </w:pPr>
+      <w:r>
+        <w:rPr>
+          <w:rFonts w:ascii="Calibri" w:cs="Calibri" w:eastAsia="Calibri" w:hAnsi="Calibri"/>
+          <w:b w:val="0"/>
+          <w:bCs w:val="0"/>
+          <w:i w:val="0"/>
+          <w:iCs w:val="0"/>
+          <w:smallCaps w:val="0"/>
+          <w:strike w:val="0"/>
+          <w:color w:val="000000"/>
+          <w:sz w:val="22"/>
+          <w:szCs w:val="22"/>
+          <w:u w:val="none"/>
+          <w:shd w:fill="auto" w:val="clear"/>
+          <w:vertAlign w:val="baseline"/>
+          <w:rtl w:val="0"/>
+        </w:rPr>
         <w:t xml:space="preserve">Ficha de detalle con imagen, dirección, gratuidad, horario y contacto, y con las acciones de registrar visita y reportar un problema.</w:t>
       </w:r>
     </w:p>
@@ -6042,7 +6128,50 @@
           <w:vertAlign w:val="baseline"/>
           <w:rtl w:val="0"/>
         </w:rPr>
-        <w:t xml:space="preserve">Mapa con marcadores por categoría, centrado según la ubicación del usuario y con búsqueda de lugares cercanos mediante una función RPC con PostGIS. Un lugar sin coordenadas válidas no se dibuja en el mapa (RF-08, RF-09, RN-10).</w:t>
+        <w:t xml:space="preserve">Reseñas en la ficha de cada lugar: cualquier persona puede leerlas y un usuario autenticado publica una por lugar, con calificación de 1 a 5 estrellas y comentario opcional; si vuelve a publicar, se actualiza la anterior (RF-28, RN-15).</w:t>
+      </w:r>
+    </w:p>
+    <w:p>
+      <w:pPr>
+        <w:keepNext w:val="0"/>
+        <w:keepLines w:val="0"/>
+        <w:pageBreakBefore w:val="0"/>
+        <w:widowControl w:val="1"/>
+        <w:numPr>
+          <w:ilvl w:val="0"/>
+          <w:numId w:val="1"/>
+        </w:numPr>
+        <w:pBdr>
+          <w:top w:space="0" w:sz="0" w:val="nil"/>
+          <w:left w:space="0" w:sz="0" w:val="nil"/>
+          <w:bottom w:space="0" w:sz="0" w:val="nil"/>
+          <w:right w:space="0" w:sz="0" w:val="nil"/>
+          <w:between w:space="0" w:sz="0" w:val="nil"/>
+        </w:pBdr>
+        <w:shd w:fill="auto" w:val="clear"/>
+        <w:spacing w:after="80" w:before="0" w:line="276" w:lineRule="auto"/>
+        <w:ind w:left="720" w:right="0" w:hanging="360"/>
+        <w:jc w:val="both"/>
+        <w:rPr/>
+      </w:pPr>
+      <w:r>
+        <w:rPr>
+          <w:rFonts w:ascii="Calibri" w:cs="Calibri" w:eastAsia="Calibri" w:hAnsi="Calibri"/>
+          <w:b w:val="0"/>
+          <w:bCs w:val="0"/>
+          <w:i w:val="0"/>
+          <w:iCs w:val="0"/>
+          <w:smallCaps w:val="0"/>
+          <w:strike w:val="0"/>
+          <w:color w:val="000000"/>
+          <w:sz w:val="22"/>
+          <w:szCs w:val="22"/>
+          <w:u w:val="none"/>
+          <w:shd w:fill="auto" w:val="clear"/>
+          <w:vertAlign w:val="baseline"/>
+          <w:rtl w:val="0"/>
+        </w:rPr>
+        <w:t xml:space="preserve">Mapa con marcadores por categoría, centrado según la ubicación del usuario y con búsqueda de lugares cercanos mediante una función RPC con PostGIS. Un lugar sin coordenadas válidas no se dibuja en el mapa (RF-08, RF-09, RF-31, RN-10).</w:t>
       </w:r>
     </w:p>
     <w:p>
@@ -6293,7 +6422,7 @@
           <w:vertAlign w:val="baseline"/>
           <w:rtl w:val="0"/>
         </w:rPr>
-        <w:t xml:space="preserve">Perfil con avatar, estadísticas, medallas recientes y accesos a historial, personalización, tickets y configuración (RF-03, RF-20).</w:t>
+        <w:t xml:space="preserve">Perfil con avatar, estadísticas, medallas recientes y accesos a historial, personalización, tickets y configuración, incluido el modo oscuro (RF-03, RF-20, RF-34).</w:t>
       </w:r>
     </w:p>
     <w:p>
@@ -6526,6 +6655,49 @@
           <w:vertAlign w:val="baseline"/>
           <w:rtl w:val="0"/>
         </w:rPr>
+        <w:t xml:space="preserve">Moderación de reseñas: el administrador puede eliminar cualquier reseña desde la ficha del lugar; una cuenta sin ese rol no puede hacerlo, ni siquiera mediante llamadas directas a la API (RF-29, RN-15).</w:t>
+      </w:r>
+    </w:p>
+    <w:p>
+      <w:pPr>
+        <w:keepNext w:val="0"/>
+        <w:keepLines w:val="0"/>
+        <w:pageBreakBefore w:val="0"/>
+        <w:widowControl w:val="1"/>
+        <w:numPr>
+          <w:ilvl w:val="0"/>
+          <w:numId w:val="1"/>
+        </w:numPr>
+        <w:pBdr>
+          <w:top w:space="0" w:sz="0" w:val="nil"/>
+          <w:left w:space="0" w:sz="0" w:val="nil"/>
+          <w:bottom w:space="0" w:sz="0" w:val="nil"/>
+          <w:right w:space="0" w:sz="0" w:val="nil"/>
+          <w:between w:space="0" w:sz="0" w:val="nil"/>
+        </w:pBdr>
+        <w:shd w:fill="auto" w:val="clear"/>
+        <w:spacing w:after="80" w:before="0" w:line="276" w:lineRule="auto"/>
+        <w:ind w:left="720" w:right="0" w:hanging="360"/>
+        <w:jc w:val="both"/>
+        <w:rPr/>
+      </w:pPr>
+      <w:r>
+        <w:rPr>
+          <w:rFonts w:ascii="Calibri" w:cs="Calibri" w:eastAsia="Calibri" w:hAnsi="Calibri"/>
+          <w:b w:val="0"/>
+          <w:bCs w:val="0"/>
+          <w:i w:val="0"/>
+          <w:iCs w:val="0"/>
+          <w:smallCaps w:val="0"/>
+          <w:strike w:val="0"/>
+          <w:color w:val="000000"/>
+          <w:sz w:val="22"/>
+          <w:szCs w:val="22"/>
+          <w:u w:val="none"/>
+          <w:shd w:fill="auto" w:val="clear"/>
+          <w:vertAlign w:val="baseline"/>
+          <w:rtl w:val="0"/>
+        </w:rPr>
         <w:t xml:space="preserve">Consulta de cuentas y administración del rol de administrador, con protección contra la autoasignación del rol (RF-25, RN-08).</w:t>
       </w:r>
     </w:p>
@@ -6903,7 +7075,7 @@
                 <w:szCs w:val="19"/>
                 <w:rtl w:val="0"/>
               </w:rPr>
-              <w:t xml:space="preserve">Todo lo anterior, más visitas, medallas, historial, avatar, perfil, configuración y tickets.</w:t>
+              <w:t xml:space="preserve">Todo lo anterior, más visitas, medallas, historial, avatar, perfil, configuración, tickets y publicación de reseñas.</w:t>
             </w:r>
             <w:r>
               <w:rPr>
@@ -7027,7 +7199,7 @@
                 <w:szCs w:val="19"/>
                 <w:rtl w:val="0"/>
               </w:rPr>
-              <w:t xml:space="preserve">Todo lo anterior, más el panel de administración.</w:t>
+              <w:t xml:space="preserve">Todo lo anterior, más el panel de administración y la moderación de reseñas.</w:t>
             </w:r>
             <w:r>
               <w:rPr>
@@ -7117,7 +7289,7 @@
           <w:rFonts w:ascii="Calibri" w:cs="Calibri" w:eastAsia="Calibri" w:hAnsi="Calibri"/>
           <w:rtl w:val="0"/>
         </w:rPr>
-        <w:t xml:space="preserve">El alcance incluye el cumplimiento de los requisitos no funcionales RNF-01 a RNF-15 de la ERS. Entre ellos destacan: carga del catálogo en menos de 3 segundos y respuesta del mapa en menos de 2 segundos (RNF-03, RNF-04); acceso a la ficha de un atractivo en un máximo de 3 pasos y diseño mobile-first (RNF-01, RNF-02); contraseñas cifradas y acceso administrativo restringido por rol (RNF-06, RNF-07); contraste mínimo AA según WCAG (RNF-12), y solicitud explicada del permiso de geolocalización (RNF-15).</w:t>
+        <w:t xml:space="preserve">El alcance incluye el cumplimiento de los requisitos no funcionales vigentes de la ERS (RNF-01 a RNF-15, salvo RNF-11 y RNF-14, retirados en la versión 2.0). Entre ellos destacan: carga del catálogo en menos de 3 segundos y respuesta del mapa en un máximo de 3 segundos (RNF-03, RNF-04); acceso a la ficha de un atractivo en un máximo de 3 pasos y diseño mobile-first (RNF-01, RNF-02); contraseñas cifradas y acceso administrativo restringido por rol (RNF-06, RNF-07); contraste mínimo AA según WCAG (RNF-12), y solicitud explicada del permiso de geolocalización (RNF-15).</w:t>
       </w:r>
       <w:r>
         <w:rPr>
@@ -7948,7 +8120,7 @@
                 <w:szCs w:val="19"/>
                 <w:rtl w:val="0"/>
               </w:rPr>
-              <w:t xml:space="preserve">ERS con RF-01 a RF-27 y RNF-01 a RNF-15, planilla de requerimientos y matriz de trazabilidad.</w:t>
+              <w:t xml:space="preserve">ERS con RF-01 a RF-34 y RNF-01 a RNF-15 (13 vigentes; RNF-11 y RNF-14 retirados), planilla de requerimientos y matriz de trazabilidad.</w:t>
             </w:r>
             <w:r>
               <w:rPr>
@@ -11556,46 +11728,46 @@
                 <w:szCs w:val="19"/>
                 <w:rtl w:val="0"/>
               </w:rPr>
-              <w:t xml:space="preserve">Reseñas y valoraciones de lugares por parte de los usuarios.</w:t>
-            </w:r>
-            <w:r>
-              <w:rPr>
-                <w:rtl w:val="0"/>
-              </w:rPr>
-            </w:r>
-          </w:p>
-        </w:tc>
-        <w:tc>
-          <w:tcPr>
-            <w:tcBorders>
-              <w:top w:color="bfbfbf" w:space="0" w:sz="4" w:val="single"/>
-              <w:left w:color="bfbfbf" w:space="0" w:sz="4" w:val="single"/>
-              <w:bottom w:color="bfbfbf" w:space="0" w:sz="4" w:val="single"/>
-              <w:right w:color="bfbfbf" w:space="0" w:sz="4" w:val="single"/>
-            </w:tcBorders>
-            <w:tcMar>
-              <w:top w:w="70.0" w:type="dxa"/>
-              <w:left w:w="110.0" w:type="dxa"/>
-              <w:bottom w:w="70.0" w:type="dxa"/>
-              <w:right w:w="110.0" w:type="dxa"/>
-            </w:tcMar>
-          </w:tcPr>
-          <w:p>
-            <w:pPr>
-              <w:spacing w:after="20" w:lineRule="auto"/>
-              <w:jc w:val="left"/>
-              <w:rPr/>
-            </w:pPr>
-            <w:r>
-              <w:rPr>
-                <w:rFonts w:ascii="Calibri" w:cs="Calibri" w:eastAsia="Calibri" w:hAnsi="Calibri"/>
-                <w:b w:val="0"/>
-                <w:bCs w:val="0"/>
-                <w:sz w:val="19"/>
-                <w:szCs w:val="19"/>
-                <w:rtl w:val="0"/>
-              </w:rPr>
-              <w:t xml:space="preserve">Excluidas en la ERS (1.2) y en el Documento de Análisis (4.4).</w:t>
+              <w:t xml:space="preserve">Sin uso desde la versión 1.2: las reseñas y valoraciones de lugares se incorporaron al alcance.</w:t>
+            </w:r>
+            <w:r>
+              <w:rPr>
+                <w:rtl w:val="0"/>
+              </w:rPr>
+            </w:r>
+          </w:p>
+        </w:tc>
+        <w:tc>
+          <w:tcPr>
+            <w:tcBorders>
+              <w:top w:color="bfbfbf" w:space="0" w:sz="4" w:val="single"/>
+              <w:left w:color="bfbfbf" w:space="0" w:sz="4" w:val="single"/>
+              <w:bottom w:color="bfbfbf" w:space="0" w:sz="4" w:val="single"/>
+              <w:right w:color="bfbfbf" w:space="0" w:sz="4" w:val="single"/>
+            </w:tcBorders>
+            <w:tcMar>
+              <w:top w:w="70.0" w:type="dxa"/>
+              <w:left w:w="110.0" w:type="dxa"/>
+              <w:bottom w:w="70.0" w:type="dxa"/>
+              <w:right w:w="110.0" w:type="dxa"/>
+            </w:tcMar>
+          </w:tcPr>
+          <w:p>
+            <w:pPr>
+              <w:spacing w:after="20" w:lineRule="auto"/>
+              <w:jc w:val="left"/>
+              <w:rPr/>
+            </w:pPr>
+            <w:r>
+              <w:rPr>
+                <w:rFonts w:ascii="Calibri" w:cs="Calibri" w:eastAsia="Calibri" w:hAnsi="Calibri"/>
+                <w:b w:val="0"/>
+                <w:bCs w:val="0"/>
+                <w:sz w:val="19"/>
+                <w:szCs w:val="19"/>
+                <w:rtl w:val="0"/>
+              </w:rPr>
+              <w:t xml:space="preserve">Ahora forman parte del alcance según la ERS v2.0 (RF-28 y RF-29). Se conserva el identificador por trazabilidad.</w:t>
             </w:r>
             <w:r>
               <w:rPr>
@@ -15069,7 +15241,7 @@
                 <w:szCs w:val="19"/>
                 <w:rtl w:val="0"/>
               </w:rPr>
-              <w:t xml:space="preserve">Será posible reclutar al menos diez usuarios reales para las pruebas de usabilidad.</w:t>
+              <w:t xml:space="preserve">Será posible reclutar al menos tres usuarios reales para las pruebas de usabilidad.</w:t>
             </w:r>
             <w:r>
               <w:rPr>
@@ -15680,46 +15852,46 @@
                 <w:szCs w:val="19"/>
                 <w:rtl w:val="0"/>
               </w:rPr>
-              <w:t xml:space="preserve">Una persona puede registrarse aceptando los Términos y Condiciones, iniciar sesión, recuperar su contraseña y eliminar su cuenta sin intervención del equipo.</w:t>
-            </w:r>
-            <w:r>
-              <w:rPr>
-                <w:rtl w:val="0"/>
-              </w:rPr>
-            </w:r>
-          </w:p>
-        </w:tc>
-        <w:tc>
-          <w:tcPr>
-            <w:tcBorders>
-              <w:top w:color="bfbfbf" w:space="0" w:sz="4" w:val="single"/>
-              <w:left w:color="bfbfbf" w:space="0" w:sz="4" w:val="single"/>
-              <w:bottom w:color="bfbfbf" w:space="0" w:sz="4" w:val="single"/>
-              <w:right w:color="bfbfbf" w:space="0" w:sz="4" w:val="single"/>
-            </w:tcBorders>
-            <w:tcMar>
-              <w:top w:w="70.0" w:type="dxa"/>
-              <w:left w:w="110.0" w:type="dxa"/>
-              <w:bottom w:w="70.0" w:type="dxa"/>
-              <w:right w:w="110.0" w:type="dxa"/>
-            </w:tcMar>
-          </w:tcPr>
-          <w:p>
-            <w:pPr>
-              <w:spacing w:after="20" w:lineRule="auto"/>
-              <w:jc w:val="left"/>
-              <w:rPr/>
-            </w:pPr>
-            <w:r>
-              <w:rPr>
-                <w:rFonts w:ascii="Calibri" w:cs="Calibri" w:eastAsia="Calibri" w:hAnsi="Calibri"/>
-                <w:b w:val="0"/>
-                <w:bCs w:val="0"/>
-                <w:sz w:val="19"/>
-                <w:szCs w:val="19"/>
-                <w:rtl w:val="0"/>
-              </w:rPr>
-              <w:t xml:space="preserve">RF-01, RF-02, RF-13, RF-21, RF-22</w:t>
+              <w:t xml:space="preserve">Una persona puede registrarse aceptando los Términos y Condiciones, iniciar y cerrar sesión, recuperar o cambiar su contraseña y eliminar su cuenta sin intervención del equipo.</w:t>
+            </w:r>
+            <w:r>
+              <w:rPr>
+                <w:rtl w:val="0"/>
+              </w:rPr>
+            </w:r>
+          </w:p>
+        </w:tc>
+        <w:tc>
+          <w:tcPr>
+            <w:tcBorders>
+              <w:top w:color="bfbfbf" w:space="0" w:sz="4" w:val="single"/>
+              <w:left w:color="bfbfbf" w:space="0" w:sz="4" w:val="single"/>
+              <w:bottom w:color="bfbfbf" w:space="0" w:sz="4" w:val="single"/>
+              <w:right w:color="bfbfbf" w:space="0" w:sz="4" w:val="single"/>
+            </w:tcBorders>
+            <w:tcMar>
+              <w:top w:w="70.0" w:type="dxa"/>
+              <w:left w:w="110.0" w:type="dxa"/>
+              <w:bottom w:w="70.0" w:type="dxa"/>
+              <w:right w:w="110.0" w:type="dxa"/>
+            </w:tcMar>
+          </w:tcPr>
+          <w:p>
+            <w:pPr>
+              <w:spacing w:after="20" w:lineRule="auto"/>
+              <w:jc w:val="left"/>
+              <w:rPr/>
+            </w:pPr>
+            <w:r>
+              <w:rPr>
+                <w:rFonts w:ascii="Calibri" w:cs="Calibri" w:eastAsia="Calibri" w:hAnsi="Calibri"/>
+                <w:b w:val="0"/>
+                <w:bCs w:val="0"/>
+                <w:sz w:val="19"/>
+                <w:szCs w:val="19"/>
+                <w:rtl w:val="0"/>
+              </w:rPr>
+              <w:t xml:space="preserve">RF-01, RF-02, RF-13, RF-21, RF-22, RF-32, RF-33</w:t>
             </w:r>
             <w:r>
               <w:rPr>
@@ -15843,46 +16015,46 @@
                 <w:szCs w:val="19"/>
                 <w:rtl w:val="0"/>
               </w:rPr>
-              <w:t xml:space="preserve">El catálogo y el mapa muestran lugares reales cargados en Supabase, filtrables por tipo, comuna y gratuidad.</w:t>
-            </w:r>
-            <w:r>
-              <w:rPr>
-                <w:rtl w:val="0"/>
-              </w:rPr>
-            </w:r>
-          </w:p>
-        </w:tc>
-        <w:tc>
-          <w:tcPr>
-            <w:tcBorders>
-              <w:top w:color="bfbfbf" w:space="0" w:sz="4" w:val="single"/>
-              <w:left w:color="bfbfbf" w:space="0" w:sz="4" w:val="single"/>
-              <w:bottom w:color="bfbfbf" w:space="0" w:sz="4" w:val="single"/>
-              <w:right w:color="bfbfbf" w:space="0" w:sz="4" w:val="single"/>
-            </w:tcBorders>
-            <w:tcMar>
-              <w:top w:w="70.0" w:type="dxa"/>
-              <w:left w:w="110.0" w:type="dxa"/>
-              <w:bottom w:w="70.0" w:type="dxa"/>
-              <w:right w:w="110.0" w:type="dxa"/>
-            </w:tcMar>
-          </w:tcPr>
-          <w:p>
-            <w:pPr>
-              <w:spacing w:after="20" w:lineRule="auto"/>
-              <w:jc w:val="left"/>
-              <w:rPr/>
-            </w:pPr>
-            <w:r>
-              <w:rPr>
-                <w:rFonts w:ascii="Calibri" w:cs="Calibri" w:eastAsia="Calibri" w:hAnsi="Calibri"/>
-                <w:b w:val="0"/>
-                <w:bCs w:val="0"/>
-                <w:sz w:val="19"/>
-                <w:szCs w:val="19"/>
-                <w:rtl w:val="0"/>
-              </w:rPr>
-              <w:t xml:space="preserve">RF-04 a RF-09</w:t>
+              <w:t xml:space="preserve">El catálogo y el mapa muestran lugares reales cargados en Supabase, filtrables por tipo, comuna y gratuidad, con búsqueda por nombre y vista de lugares cercanos.</w:t>
+            </w:r>
+            <w:r>
+              <w:rPr>
+                <w:rtl w:val="0"/>
+              </w:rPr>
+            </w:r>
+          </w:p>
+        </w:tc>
+        <w:tc>
+          <w:tcPr>
+            <w:tcBorders>
+              <w:top w:color="bfbfbf" w:space="0" w:sz="4" w:val="single"/>
+              <w:left w:color="bfbfbf" w:space="0" w:sz="4" w:val="single"/>
+              <w:bottom w:color="bfbfbf" w:space="0" w:sz="4" w:val="single"/>
+              <w:right w:color="bfbfbf" w:space="0" w:sz="4" w:val="single"/>
+            </w:tcBorders>
+            <w:tcMar>
+              <w:top w:w="70.0" w:type="dxa"/>
+              <w:left w:w="110.0" w:type="dxa"/>
+              <w:bottom w:w="70.0" w:type="dxa"/>
+              <w:right w:w="110.0" w:type="dxa"/>
+            </w:tcMar>
+          </w:tcPr>
+          <w:p>
+            <w:pPr>
+              <w:spacing w:after="20" w:lineRule="auto"/>
+              <w:jc w:val="left"/>
+              <w:rPr/>
+            </w:pPr>
+            <w:r>
+              <w:rPr>
+                <w:rFonts w:ascii="Calibri" w:cs="Calibri" w:eastAsia="Calibri" w:hAnsi="Calibri"/>
+                <w:b w:val="0"/>
+                <w:bCs w:val="0"/>
+                <w:sz w:val="19"/>
+                <w:szCs w:val="19"/>
+                <w:rtl w:val="0"/>
+              </w:rPr>
+              <w:t xml:space="preserve">RF-04 a RF-09, RF-30, RF-31</w:t>
             </w:r>
             <w:r>
               <w:rPr>
@@ -16495,46 +16667,46 @@
                 <w:szCs w:val="19"/>
                 <w:rtl w:val="0"/>
               </w:rPr>
-              <w:t xml:space="preserve">Un administrador gestiona lugares, reportes, sugerencias y roles; una cuenta sin ese rol no accede al panel ni puede operar sobre esos datos mediante llamadas directas a la API.</w:t>
-            </w:r>
-            <w:r>
-              <w:rPr>
-                <w:rtl w:val="0"/>
-              </w:rPr>
-            </w:r>
-          </w:p>
-        </w:tc>
-        <w:tc>
-          <w:tcPr>
-            <w:tcBorders>
-              <w:top w:color="bfbfbf" w:space="0" w:sz="4" w:val="single"/>
-              <w:left w:color="bfbfbf" w:space="0" w:sz="4" w:val="single"/>
-              <w:bottom w:color="bfbfbf" w:space="0" w:sz="4" w:val="single"/>
-              <w:right w:color="bfbfbf" w:space="0" w:sz="4" w:val="single"/>
-            </w:tcBorders>
-            <w:tcMar>
-              <w:top w:w="70.0" w:type="dxa"/>
-              <w:left w:w="110.0" w:type="dxa"/>
-              <w:bottom w:w="70.0" w:type="dxa"/>
-              <w:right w:w="110.0" w:type="dxa"/>
-            </w:tcMar>
-          </w:tcPr>
-          <w:p>
-            <w:pPr>
-              <w:spacing w:after="20" w:lineRule="auto"/>
-              <w:jc w:val="left"/>
-              <w:rPr/>
-            </w:pPr>
-            <w:r>
-              <w:rPr>
-                <w:rFonts w:ascii="Calibri" w:cs="Calibri" w:eastAsia="Calibri" w:hAnsi="Calibri"/>
-                <w:b w:val="0"/>
-                <w:bCs w:val="0"/>
-                <w:sz w:val="19"/>
-                <w:szCs w:val="19"/>
-                <w:rtl w:val="0"/>
-              </w:rPr>
-              <w:t xml:space="preserve">RF-10, RF-11, RF-23 a RF-25</w:t>
+              <w:t xml:space="preserve">Un administrador gestiona lugares, reportes, sugerencias, reseñas y roles; una cuenta sin ese rol no accede al panel ni puede operar sobre esos datos mediante llamadas directas a la API.</w:t>
+            </w:r>
+            <w:r>
+              <w:rPr>
+                <w:rtl w:val="0"/>
+              </w:rPr>
+            </w:r>
+          </w:p>
+        </w:tc>
+        <w:tc>
+          <w:tcPr>
+            <w:tcBorders>
+              <w:top w:color="bfbfbf" w:space="0" w:sz="4" w:val="single"/>
+              <w:left w:color="bfbfbf" w:space="0" w:sz="4" w:val="single"/>
+              <w:bottom w:color="bfbfbf" w:space="0" w:sz="4" w:val="single"/>
+              <w:right w:color="bfbfbf" w:space="0" w:sz="4" w:val="single"/>
+            </w:tcBorders>
+            <w:tcMar>
+              <w:top w:w="70.0" w:type="dxa"/>
+              <w:left w:w="110.0" w:type="dxa"/>
+              <w:bottom w:w="70.0" w:type="dxa"/>
+              <w:right w:w="110.0" w:type="dxa"/>
+            </w:tcMar>
+          </w:tcPr>
+          <w:p>
+            <w:pPr>
+              <w:spacing w:after="20" w:lineRule="auto"/>
+              <w:jc w:val="left"/>
+              <w:rPr/>
+            </w:pPr>
+            <w:r>
+              <w:rPr>
+                <w:rFonts w:ascii="Calibri" w:cs="Calibri" w:eastAsia="Calibri" w:hAnsi="Calibri"/>
+                <w:b w:val="0"/>
+                <w:bCs w:val="0"/>
+                <w:sz w:val="19"/>
+                <w:szCs w:val="19"/>
+                <w:rtl w:val="0"/>
+              </w:rPr>
+              <w:t xml:space="preserve">RF-10, RF-11, RF-23 a RF-25, RF-29</w:t>
             </w:r>
             <w:r>
               <w:rPr>
@@ -16697,7 +16869,7 @@
                 <w:szCs w:val="19"/>
                 <w:rtl w:val="0"/>
               </w:rPr>
-              <w:t xml:space="preserve">RNF-01 a RNF-15</w:t>
+              <w:t xml:space="preserve">RNF-01 a RNF-15 (salvo RNF-11 y RNF-14)</w:t>
             </w:r>
             <w:r>
               <w:rPr>
@@ -16900,6 +17072,169 @@
                 <w:rtl w:val="0"/>
               </w:rPr>
               <w:t xml:space="preserve">Revisión documental de la docente guía.</w:t>
+            </w:r>
+            <w:r>
+              <w:rPr>
+                <w:rtl w:val="0"/>
+              </w:rPr>
+            </w:r>
+          </w:p>
+        </w:tc>
+      </w:tr>
+      <w:tr>
+        <w:trPr>
+          <w:cantSplit w:val="1"/>
+          <w:tblHeader w:val="0"/>
+        </w:trPr>
+        <w:tc>
+          <w:tcPr>
+            <w:tcBorders>
+              <w:top w:color="bfbfbf" w:space="0" w:sz="4" w:val="single"/>
+              <w:left w:color="bfbfbf" w:space="0" w:sz="4" w:val="single"/>
+              <w:bottom w:color="bfbfbf" w:space="0" w:sz="4" w:val="single"/>
+              <w:right w:color="bfbfbf" w:space="0" w:sz="4" w:val="single"/>
+            </w:tcBorders>
+            <w:shd w:fill="efeaf6" w:val="clear"/>
+            <w:tcMar>
+              <w:top w:w="70.0" w:type="dxa"/>
+              <w:left w:w="110.0" w:type="dxa"/>
+              <w:bottom w:w="70.0" w:type="dxa"/>
+              <w:right w:w="110.0" w:type="dxa"/>
+            </w:tcMar>
+          </w:tcPr>
+          <w:p>
+            <w:pPr>
+              <w:spacing w:after="20" w:lineRule="auto"/>
+              <w:jc w:val="left"/>
+              <w:rPr/>
+            </w:pPr>
+            <w:r>
+              <w:rPr>
+                <w:rFonts w:ascii="Calibri" w:cs="Calibri" w:eastAsia="Calibri" w:hAnsi="Calibri"/>
+                <w:b w:val="1"/>
+                <w:bCs w:val="1"/>
+                <w:sz w:val="19"/>
+                <w:szCs w:val="19"/>
+                <w:rtl w:val="0"/>
+              </w:rPr>
+              <w:t xml:space="preserve">CA-09</w:t>
+            </w:r>
+            <w:r>
+              <w:rPr>
+                <w:rtl w:val="0"/>
+              </w:rPr>
+            </w:r>
+          </w:p>
+        </w:tc>
+        <w:tc>
+          <w:tcPr>
+            <w:tcBorders>
+              <w:top w:color="bfbfbf" w:space="0" w:sz="4" w:val="single"/>
+              <w:left w:color="bfbfbf" w:space="0" w:sz="4" w:val="single"/>
+              <w:bottom w:color="bfbfbf" w:space="0" w:sz="4" w:val="single"/>
+              <w:right w:color="bfbfbf" w:space="0" w:sz="4" w:val="single"/>
+            </w:tcBorders>
+            <w:tcMar>
+              <w:top w:w="70.0" w:type="dxa"/>
+              <w:left w:w="110.0" w:type="dxa"/>
+              <w:bottom w:w="70.0" w:type="dxa"/>
+              <w:right w:w="110.0" w:type="dxa"/>
+            </w:tcMar>
+          </w:tcPr>
+          <w:p>
+            <w:pPr>
+              <w:spacing w:after="20" w:lineRule="auto"/>
+              <w:jc w:val="left"/>
+              <w:rPr/>
+            </w:pPr>
+            <w:r>
+              <w:rPr>
+                <w:rFonts w:ascii="Calibri" w:cs="Calibri" w:eastAsia="Calibri" w:hAnsi="Calibri"/>
+                <w:b w:val="0"/>
+                <w:bCs w:val="0"/>
+                <w:sz w:val="19"/>
+                <w:szCs w:val="19"/>
+                <w:rtl w:val="0"/>
+              </w:rPr>
+              <w:t xml:space="preserve">Un usuario autenticado publica y actualiza su reseña de un lugar, un administrador puede eliminarla, y el usuario puede activar el modo oscuro.</w:t>
+            </w:r>
+            <w:r>
+              <w:rPr>
+                <w:rtl w:val="0"/>
+              </w:rPr>
+            </w:r>
+          </w:p>
+        </w:tc>
+        <w:tc>
+          <w:tcPr>
+            <w:tcBorders>
+              <w:top w:color="bfbfbf" w:space="0" w:sz="4" w:val="single"/>
+              <w:left w:color="bfbfbf" w:space="0" w:sz="4" w:val="single"/>
+              <w:bottom w:color="bfbfbf" w:space="0" w:sz="4" w:val="single"/>
+              <w:right w:color="bfbfbf" w:space="0" w:sz="4" w:val="single"/>
+            </w:tcBorders>
+            <w:tcMar>
+              <w:top w:w="70.0" w:type="dxa"/>
+              <w:left w:w="110.0" w:type="dxa"/>
+              <w:bottom w:w="70.0" w:type="dxa"/>
+              <w:right w:w="110.0" w:type="dxa"/>
+            </w:tcMar>
+          </w:tcPr>
+          <w:p>
+            <w:pPr>
+              <w:spacing w:after="20" w:lineRule="auto"/>
+              <w:jc w:val="left"/>
+              <w:rPr/>
+            </w:pPr>
+            <w:r>
+              <w:rPr>
+                <w:rFonts w:ascii="Calibri" w:cs="Calibri" w:eastAsia="Calibri" w:hAnsi="Calibri"/>
+                <w:b w:val="0"/>
+                <w:bCs w:val="0"/>
+                <w:sz w:val="19"/>
+                <w:szCs w:val="19"/>
+                <w:rtl w:val="0"/>
+              </w:rPr>
+              <w:t xml:space="preserve">RF-28, RF-29, RF-34</w:t>
+            </w:r>
+            <w:r>
+              <w:rPr>
+                <w:rtl w:val="0"/>
+              </w:rPr>
+            </w:r>
+          </w:p>
+        </w:tc>
+        <w:tc>
+          <w:tcPr>
+            <w:tcBorders>
+              <w:top w:color="bfbfbf" w:space="0" w:sz="4" w:val="single"/>
+              <w:left w:color="bfbfbf" w:space="0" w:sz="4" w:val="single"/>
+              <w:bottom w:color="bfbfbf" w:space="0" w:sz="4" w:val="single"/>
+              <w:right w:color="bfbfbf" w:space="0" w:sz="4" w:val="single"/>
+            </w:tcBorders>
+            <w:tcMar>
+              <w:top w:w="70.0" w:type="dxa"/>
+              <w:left w:w="110.0" w:type="dxa"/>
+              <w:bottom w:w="70.0" w:type="dxa"/>
+              <w:right w:w="110.0" w:type="dxa"/>
+            </w:tcMar>
+          </w:tcPr>
+          <w:p>
+            <w:pPr>
+              <w:spacing w:after="20" w:lineRule="auto"/>
+              <w:jc w:val="left"/>
+              <w:rPr/>
+            </w:pPr>
+            <w:r>
+              <w:rPr>
+                <w:rFonts w:ascii="Calibri" w:cs="Calibri" w:eastAsia="Calibri" w:hAnsi="Calibri"/>
+                <w:b w:val="0"/>
+                <w:bCs w:val="0"/>
+                <w:sz w:val="19"/>
+                <w:szCs w:val="19"/>
+                <w:rtl w:val="0"/>
+              </w:rPr>
+              <w:t xml:space="preserve">Casos de prueba funcionales.</w:t>
             </w:r>
             <w:r>
               <w:rPr>
@@ -16958,7 +17293,7 @@
           <w:rFonts w:ascii="Calibri" w:cs="Calibri" w:eastAsia="Calibri" w:hAnsi="Calibri"/>
           <w:rtl w:val="0"/>
         </w:rPr>
-        <w:t xml:space="preserve">Toda incorporación, modificación o eliminación de funcionalidad respecto de esta línea base debe documentarse como solicitud de cambio, evaluarse contra el cronograma y la capacidad del equipo, y aprobarse por la patrocinadora antes de incorporarse a la ERS y a este documento. Este control es especialmente relevante en este proyecto, cuyo alcance ya creció respecto del MVP original con la incorporación de la gamificación, el avatar, el módulo de tickets y las funciones ampliadas de administración.</w:t>
+        <w:t xml:space="preserve">Toda incorporación, modificación o eliminación de funcionalidad respecto de esta línea base debe documentarse como solicitud de cambio, evaluarse contra el cronograma y la capacidad del equipo, y aprobarse por la patrocinadora antes de incorporarse a la ERS y a este documento. Este control es especialmente relevante en este proyecto, cuyo alcance ya creció respecto del MVP original con la incorporación de la gamificación, el avatar, el módulo de tickets, las reseñas y las funciones ampliadas de administración.</w:t>
       </w:r>
       <w:r>
         <w:rPr>
@@ -17462,6 +17797,169 @@
                 <w:rtl w:val="0"/>
               </w:rPr>
               <w:t xml:space="preserve">Adaptación al formato de la ERS y del Documento de Análisis. Se completan los datos del proyecto; se excluyen las reseñas; se incorporan el filtro por gratuidad, el registro de visitas por proximidad, el desbloqueo de ítems de avatar, la configuración y eliminación de cuenta, las sugerencias, "Mis tickets", la gestión de usuarios y roles y la animación de carga; se alinean entregables, restricciones, supuestos y criterios de aceptación con el Documento de Análisis.</w:t>
+            </w:r>
+            <w:r>
+              <w:rPr>
+                <w:rtl w:val="0"/>
+              </w:rPr>
+            </w:r>
+          </w:p>
+        </w:tc>
+        <w:tc>
+          <w:tcPr>
+            <w:tcBorders>
+              <w:top w:color="bfbfbf" w:space="0" w:sz="4" w:val="single"/>
+              <w:left w:color="bfbfbf" w:space="0" w:sz="4" w:val="single"/>
+              <w:bottom w:color="bfbfbf" w:space="0" w:sz="4" w:val="single"/>
+              <w:right w:color="bfbfbf" w:space="0" w:sz="4" w:val="single"/>
+            </w:tcBorders>
+            <w:tcMar>
+              <w:top w:w="70.0" w:type="dxa"/>
+              <w:left w:w="110.0" w:type="dxa"/>
+              <w:bottom w:w="70.0" w:type="dxa"/>
+              <w:right w:w="110.0" w:type="dxa"/>
+            </w:tcMar>
+          </w:tcPr>
+          <w:p>
+            <w:pPr>
+              <w:spacing w:after="20" w:lineRule="auto"/>
+              <w:jc w:val="left"/>
+              <w:rPr/>
+            </w:pPr>
+            <w:r>
+              <w:rPr>
+                <w:rFonts w:ascii="Calibri" w:cs="Calibri" w:eastAsia="Calibri" w:hAnsi="Calibri"/>
+                <w:b w:val="0"/>
+                <w:bCs w:val="0"/>
+                <w:sz w:val="19"/>
+                <w:szCs w:val="19"/>
+                <w:rtl w:val="0"/>
+              </w:rPr>
+              <w:t xml:space="preserve">Equipo CultureGo</w:t>
+            </w:r>
+            <w:r>
+              <w:rPr>
+                <w:rtl w:val="0"/>
+              </w:rPr>
+            </w:r>
+          </w:p>
+        </w:tc>
+      </w:tr>
+      <w:tr>
+        <w:trPr>
+          <w:cantSplit w:val="1"/>
+          <w:tblHeader w:val="0"/>
+        </w:trPr>
+        <w:tc>
+          <w:tcPr>
+            <w:tcBorders>
+              <w:top w:color="bfbfbf" w:space="0" w:sz="4" w:val="single"/>
+              <w:left w:color="bfbfbf" w:space="0" w:sz="4" w:val="single"/>
+              <w:bottom w:color="bfbfbf" w:space="0" w:sz="4" w:val="single"/>
+              <w:right w:color="bfbfbf" w:space="0" w:sz="4" w:val="single"/>
+            </w:tcBorders>
+            <w:shd w:fill="efeaf6" w:val="clear"/>
+            <w:tcMar>
+              <w:top w:w="70.0" w:type="dxa"/>
+              <w:left w:w="110.0" w:type="dxa"/>
+              <w:bottom w:w="70.0" w:type="dxa"/>
+              <w:right w:w="110.0" w:type="dxa"/>
+            </w:tcMar>
+          </w:tcPr>
+          <w:p>
+            <w:pPr>
+              <w:spacing w:after="20" w:lineRule="auto"/>
+              <w:jc w:val="left"/>
+              <w:rPr/>
+            </w:pPr>
+            <w:r>
+              <w:rPr>
+                <w:rFonts w:ascii="Calibri" w:cs="Calibri" w:eastAsia="Calibri" w:hAnsi="Calibri"/>
+                <w:b w:val="1"/>
+                <w:bCs w:val="1"/>
+                <w:sz w:val="19"/>
+                <w:szCs w:val="19"/>
+                <w:rtl w:val="0"/>
+              </w:rPr>
+              <w:t xml:space="preserve">1.2</w:t>
+            </w:r>
+            <w:r>
+              <w:rPr>
+                <w:rtl w:val="0"/>
+              </w:rPr>
+            </w:r>
+          </w:p>
+        </w:tc>
+        <w:tc>
+          <w:tcPr>
+            <w:tcBorders>
+              <w:top w:color="bfbfbf" w:space="0" w:sz="4" w:val="single"/>
+              <w:left w:color="bfbfbf" w:space="0" w:sz="4" w:val="single"/>
+              <w:bottom w:color="bfbfbf" w:space="0" w:sz="4" w:val="single"/>
+              <w:right w:color="bfbfbf" w:space="0" w:sz="4" w:val="single"/>
+            </w:tcBorders>
+            <w:tcMar>
+              <w:top w:w="70.0" w:type="dxa"/>
+              <w:left w:w="110.0" w:type="dxa"/>
+              <w:bottom w:w="70.0" w:type="dxa"/>
+              <w:right w:w="110.0" w:type="dxa"/>
+            </w:tcMar>
+          </w:tcPr>
+          <w:p>
+            <w:pPr>
+              <w:spacing w:after="20" w:lineRule="auto"/>
+              <w:jc w:val="left"/>
+              <w:rPr/>
+            </w:pPr>
+            <w:r>
+              <w:rPr>
+                <w:rFonts w:ascii="Calibri" w:cs="Calibri" w:eastAsia="Calibri" w:hAnsi="Calibri"/>
+                <w:b w:val="0"/>
+                <w:bCs w:val="0"/>
+                <w:sz w:val="19"/>
+                <w:szCs w:val="19"/>
+                <w:rtl w:val="0"/>
+              </w:rPr>
+              <w:t xml:space="preserve">Octubre de 2026</w:t>
+            </w:r>
+            <w:r>
+              <w:rPr>
+                <w:rtl w:val="0"/>
+              </w:rPr>
+            </w:r>
+          </w:p>
+        </w:tc>
+        <w:tc>
+          <w:tcPr>
+            <w:tcBorders>
+              <w:top w:color="bfbfbf" w:space="0" w:sz="4" w:val="single"/>
+              <w:left w:color="bfbfbf" w:space="0" w:sz="4" w:val="single"/>
+              <w:bottom w:color="bfbfbf" w:space="0" w:sz="4" w:val="single"/>
+              <w:right w:color="bfbfbf" w:space="0" w:sz="4" w:val="single"/>
+            </w:tcBorders>
+            <w:tcMar>
+              <w:top w:w="70.0" w:type="dxa"/>
+              <w:left w:w="110.0" w:type="dxa"/>
+              <w:bottom w:w="70.0" w:type="dxa"/>
+              <w:right w:w="110.0" w:type="dxa"/>
+            </w:tcMar>
+          </w:tcPr>
+          <w:p>
+            <w:pPr>
+              <w:spacing w:after="20" w:lineRule="auto"/>
+              <w:jc w:val="left"/>
+              <w:rPr/>
+            </w:pPr>
+            <w:r>
+              <w:rPr>
+                <w:rFonts w:ascii="Calibri" w:cs="Calibri" w:eastAsia="Calibri" w:hAnsi="Calibri"/>
+                <w:b w:val="0"/>
+                <w:bCs w:val="0"/>
+                <w:sz w:val="19"/>
+                <w:szCs w:val="19"/>
+                <w:rtl w:val="0"/>
+              </w:rPr>
+              <w:t xml:space="preserve">Alineación con la ERS v2.0: se incorporan RF-28 a RF-34 (reseñas y su moderación, búsqueda por nombre, lugares cercanos, cambio de contraseña, cierre de sesión y modo oscuro) y RN-15; se deja sin uso la exclusión EX-01; se agrega el criterio CA-09; se actualiza la cifra de turistas de 2025 según la Subsecretaría de Turismo, y la selección de Inicio pasa a llamarse lugares destacados. Se explicita la metodología tradicional en cascada y la meta de las pruebas de usabilidad pasa a al menos tres usuarios (S-05).</w:t>
             </w:r>
             <w:r>
               <w:rPr>
@@ -17625,7 +18123,7 @@
         <w:szCs w:val="18"/>
         <w:rtl w:val="0"/>
       </w:rPr>
-      <w:t xml:space="preserve">CultureGo — Documento de Alcance del Proyecto · v1.1</w:t>
+      <w:t xml:space="preserve">CultureGo — Documento de Alcance del Proyecto · v1.2</w:t>
     </w:r>
     <w:r>
       <w:rPr>
